--- a/设定/种族/[眼中再无星辰]神界使.docx
+++ b/设定/种族/[眼中再无星辰]神界使.docx
@@ -181,7 +181,7 @@
     <w:p>
       <w:pPr/>
       <w:r>
-        <w:t>| **千时** | 被创造·元素神界使 | 水 | 力量大幅削弱，但未失踪 | “不太聪明”，全程听从魔女的安排；大灾变前摘下永恒花束枝芽赠予淼渺 |</w:t>
+        <w:t>| **千时** | 被创造·元素神界使 | 水 | 力量大幅削弱，但未失踪 | “不太聪明”，全程听从魔女的安排；大灾变前摘下永痕花束枝芽赠予淼渺 |</w:t>
       </w:r>
     </w:p>
     <w:p>
@@ -391,7 +391,7 @@
     <w:p>
       <w:pPr/>
       <w:r>
-        <w:t>但力量已经“大幅削弱”——与原来相比。这与水元素神器“永恒花束”被分离有着必然的因果关系，问题是：因果关系在哪个节点上起效的？是神器破碎之时她的力量被同步削弱，还是在灾变后她选择了将力量用在别处？</w:t>
+        <w:t>但力量已经“大幅削弱”——与原来相比。这与水元素神器“永痕花束”被分离有着必然的因果关系，问题是：因果关系在哪个节点上起效的？是神器破碎之时她的力量被同步削弱，还是在灾变后她选择了将力量用在别处？</w:t>
       </w:r>
     </w:p>
     <w:p>
@@ -499,7 +499,7 @@
     <w:p>
       <w:pPr/>
       <w:r>
-        <w:t>| 千时 | 水 | 被创造·元素神界使 | 力量大幅削弱，下落可追踪 | 愈者之契4-3（永恒花束赠予闪回） |</w:t>
+        <w:t>| 千时 | 水 | 被创造·元素神界使 | 力量大幅削弱，下落可追踪 | 愈者之契4-3（永痕花束赠予闪回） |</w:t>
       </w:r>
     </w:p>
     <w:p>
